--- a/_build/docx/01_Кадровые_документы/1_Представление_о_назначении.docx
+++ b/_build/docx/01_Кадровые_документы/1_Представление_о_назначении.docx
@@ -222,23 +222,7 @@
         <w:rPr>
           <w:rFonts w:ascii="Times New Roman" w:hAnsi="Times New Roman"/>
         </w:rPr>
-        <w:t>1. Провести аттестацию Иванюк В.С. на соответствие квалификационным требованиям</w:t>
-      </w:r>
-    </w:p>
-    <w:p>
-      <w:r>
-        <w:rPr>
-          <w:rFonts w:ascii="Times New Roman" w:hAnsi="Times New Roman"/>
-        </w:rPr>
-        <w:t>по должности начальника проектно-конструкторского отдела.</w:t>
-      </w:r>
-    </w:p>
-    <w:p>
-      <w:r>
-        <w:rPr>
-          <w:rFonts w:ascii="Times New Roman" w:hAnsi="Times New Roman"/>
-        </w:rPr>
-        <w:t>2. Перевести Иванюк В.С. на должность начальника проектно-конструкторского отдела</w:t>
+        <w:t>1. Перевести Иванюк В.С. на должность начальника проектно-конструкторского отдела</w:t>
       </w:r>
     </w:p>
     <w:p>
@@ -254,7 +238,7 @@
         <w:rPr>
           <w:rFonts w:ascii="Times New Roman" w:hAnsi="Times New Roman"/>
         </w:rPr>
-        <w:t>3. Установить надбавку за сложность и напряжённость труда в размере</w:t>
+        <w:t>2. Установить надбавку за сложность и напряжённость труда в размере</w:t>
       </w:r>
     </w:p>
     <w:p>
@@ -270,7 +254,7 @@
         <w:rPr>
           <w:rFonts w:ascii="Times New Roman" w:hAnsi="Times New Roman"/>
         </w:rPr>
-        <w:t>4. Утвердить должностную инструкцию и Положение о проектно-конструкторском отделе.</w:t>
+        <w:t>3. Утвердить должностную инструкцию и Положение о проектно-конструкторском отделе.</w:t>
       </w:r>
     </w:p>
     <w:p>
@@ -381,7 +365,7 @@
         <w:rPr>
           <w:rFonts w:ascii="Times New Roman" w:hAnsi="Times New Roman"/>
         </w:rPr>
-        <w:t>от 02.01.2012 № 1) с учётом рекомендации аттестационной комиссии.</w:t>
+        <w:t>от 02.01.2012 № 1).</w:t>
       </w:r>
     </w:p>
     <w:p>
